--- a/Report.docx
+++ b/Report.docx
@@ -27,40 +27,8 @@
     </w:p>
     <w:p>
       <w:r>
-        <w:t xml:space="preserve">This project estimates a differential-drive robot’s two-dimensional position and orientation using noisy wheel odometry in Gazebo. Starting from a known pose of </w:t>
-      </w:r>
-      <w:proofErr w:type="gramStart"/>
-      <w:r>
-        <w:t>\(</w:t>
-      </w:r>
-      <w:proofErr w:type="gramEnd"/>
-      <w:r>
-        <w:t>(0,0,</w:t>
-      </w:r>
-      <w:proofErr w:type="gramStart"/>
-      <w:r>
-        <w:t>0)\</w:t>
-      </w:r>
-      <w:proofErr w:type="gramEnd"/>
-      <w:r>
-        <w:t>), the robot visits waypoints at (1,2), (2,1), and (3,3) through successive turns and forward movements. The objective is to evaluate accumulated localization error by comparing the estimated trajectory with the simulator’s</w:t>
-      </w:r>
-      <w:r>
-        <w:rPr>
-          <w:rFonts w:hint="eastAsia"/>
-        </w:rPr>
-        <w:t xml:space="preserve"> </w:t>
-      </w:r>
-      <w:r>
-        <w:t>ground truth.</w:t>
-      </w:r>
-    </w:p>
-    <w:p>
-      <w:pPr>
-        <w:rPr>
-          <w:rFonts w:hint="eastAsia"/>
-        </w:rPr>
-      </w:pPr>
+        <w:t>This experiment investigates two-dimensional localization of a differential-drive robot in Gazebo using uncertain wheel odometry. From the known initial pose (x, y, θ) = (0, 0, 0), the robot travels sequentially towards three world-frame waypoints: (1, 2), (2, 1) and (3, 3) m. The objective is to estimate position and heading independently of simulator ground truth, then quantify estimation error and accumulated drift.</w:t>
+      </w:r>
     </w:p>
     <w:p>
       <w:pPr>
@@ -72,150 +40,114 @@
     </w:p>
     <w:p>
       <w:r>
-        <w:t>The simulation uses ROS 2 Jazzy and Gazebo Harmonic, with a wheel radius of 0.025 m and a wheel separation of 0.10 m. Dead reckoning estimates the robot’s pose from measured wheel-angle changes rather than commanded velocities.</w:t>
+        <w:t xml:space="preserve">ROS 2 Jazzy and Gazebo Harmonic simulate a differential-drive robot (wheel radii </w:t>
+      </w:r>
+      <w:proofErr w:type="spellStart"/>
+      <w:r>
+        <w:t>rL</w:t>
+      </w:r>
+      <w:proofErr w:type="spellEnd"/>
+      <w:r>
+        <w:t xml:space="preserve"> = </w:t>
+      </w:r>
+      <w:proofErr w:type="spellStart"/>
+      <w:r>
+        <w:t>rR</w:t>
+      </w:r>
+      <w:proofErr w:type="spellEnd"/>
+      <w:r>
+        <w:t xml:space="preserve"> = 0.025 m; axle separation b = 0.10 m). The estimator integrates unwrapped left/right joint-angle increments, </w:t>
+      </w:r>
+      <w:proofErr w:type="spellStart"/>
+      <w:r>
+        <w:t>ΔφL</w:t>
+      </w:r>
+      <w:proofErr w:type="spellEnd"/>
+      <w:r>
+        <w:t xml:space="preserve"> and </w:t>
+      </w:r>
+      <w:proofErr w:type="spellStart"/>
+      <w:r>
+        <w:t>ΔφR</w:t>
+      </w:r>
+      <w:proofErr w:type="spellEnd"/>
+      <w:r>
+        <w:t>, read from /</w:t>
+      </w:r>
+      <w:proofErr w:type="spellStart"/>
+      <w:r>
+        <w:t>joint_states</w:t>
+      </w:r>
+      <w:proofErr w:type="spellEnd"/>
+      <w:r>
+        <w:t xml:space="preserve"> (nominally 50 Hz), rather than commanded wheel speeds or </w:t>
+      </w:r>
+      <w:r>
+        <w:rPr>
+          <w:i/>
+          <w:iCs/>
+        </w:rPr>
+        <w:t>/</w:t>
+      </w:r>
+      <w:proofErr w:type="spellStart"/>
+      <w:r>
+        <w:rPr>
+          <w:i/>
+          <w:iCs/>
+        </w:rPr>
+        <w:t>odom</w:t>
+      </w:r>
+      <w:proofErr w:type="spellEnd"/>
+      <w:r>
+        <w:t xml:space="preserve"> poses. With </w:t>
+      </w:r>
+      <w:proofErr w:type="spellStart"/>
+      <w:r>
+        <w:t>ΔsL</w:t>
+      </w:r>
+      <w:proofErr w:type="spellEnd"/>
+      <w:r>
+        <w:t xml:space="preserve"> = </w:t>
+      </w:r>
+      <w:proofErr w:type="spellStart"/>
+      <w:r>
+        <w:t>rLΔφL</w:t>
+      </w:r>
+      <w:proofErr w:type="spellEnd"/>
+      <w:r>
+        <w:t xml:space="preserve"> and </w:t>
+      </w:r>
+      <w:proofErr w:type="spellStart"/>
+      <w:r>
+        <w:t>ΔsR</w:t>
+      </w:r>
+      <w:proofErr w:type="spellEnd"/>
+      <w:r>
+        <w:t xml:space="preserve"> = </w:t>
+      </w:r>
+      <w:proofErr w:type="spellStart"/>
+      <w:r>
+        <w:t>rRΔφR</w:t>
+      </w:r>
+      <w:proofErr w:type="spellEnd"/>
+      <w:r>
+        <w:t>, the wheel-motion model is:</w:t>
       </w:r>
     </w:p>
     <w:p>
-      <w:r>
-        <w:t>Each wheel-angle change is multiplied by its radius to obtain the wheel travel distance. Forward displacement and heading change are then calculated as:</w:t>
-      </w:r>
-      <w:r>
-        <w:rPr>
-          <w:rFonts w:ascii="Cambria Math" w:hAnsi="Cambria Math"/>
-          <w:i/>
-          <w:color w:val="666666"/>
-        </w:rPr>
-        <w:br/>
-      </w:r>
+      <w:pPr>
+        <w:jc w:val="center"/>
+      </w:pPr>
       <m:oMathPara>
+        <m:oMathParaPr>
+          <m:jc m:val="center"/>
+        </m:oMathParaPr>
         <m:oMath>
-          <m:r>
-            <m:rPr>
-              <m:sty m:val="p"/>
-            </m:rPr>
-            <w:rPr>
-              <w:rFonts w:ascii="Cambria Math" w:hAnsi="Cambria Math"/>
-              <w:color w:val="666666"/>
-            </w:rPr>
-            <m:t>Δ</m:t>
-          </m:r>
           <m:r>
             <w:rPr>
               <w:rFonts w:ascii="Cambria Math" w:hAnsi="Cambria Math"/>
-              <w:color w:val="666666"/>
             </w:rPr>
-            <m:t>s=</m:t>
-          </m:r>
-          <m:f>
-            <m:fPr>
-              <m:ctrlPr>
-                <w:rPr>
-                  <w:rFonts w:ascii="Cambria Math" w:hAnsi="Cambria Math"/>
-                  <w:color w:val="666666"/>
-                </w:rPr>
-              </m:ctrlPr>
-            </m:fPr>
-            <m:num>
-              <m:r>
-                <m:rPr>
-                  <m:sty m:val="p"/>
-                </m:rPr>
-                <w:rPr>
-                  <w:rFonts w:ascii="Cambria Math" w:hAnsi="Cambria Math"/>
-                  <w:color w:val="666666"/>
-                </w:rPr>
-                <m:t>Δ</m:t>
-              </m:r>
-              <m:sSub>
-                <m:sSubPr>
-                  <m:ctrlPr>
-                    <w:rPr>
-                      <w:rFonts w:ascii="Cambria Math" w:hAnsi="Cambria Math"/>
-                      <w:color w:val="666666"/>
-                    </w:rPr>
-                  </m:ctrlPr>
-                </m:sSubPr>
-                <m:e>
-                  <m:r>
-                    <w:rPr>
-                      <w:rFonts w:ascii="Cambria Math" w:hAnsi="Cambria Math"/>
-                      <w:color w:val="666666"/>
-                    </w:rPr>
-                    <m:t>s</m:t>
-                  </m:r>
-                </m:e>
-                <m:sub>
-                  <m:r>
-                    <w:rPr>
-                      <w:rFonts w:ascii="Cambria Math" w:hAnsi="Cambria Math"/>
-                      <w:color w:val="666666"/>
-                    </w:rPr>
-                    <m:t>R</m:t>
-                  </m:r>
-                </m:sub>
-              </m:sSub>
-              <m:r>
-                <w:rPr>
-                  <w:rFonts w:ascii="Cambria Math" w:hAnsi="Cambria Math"/>
-                  <w:color w:val="666666"/>
-                </w:rPr>
-                <m:t>+</m:t>
-              </m:r>
-              <m:r>
-                <m:rPr>
-                  <m:sty m:val="p"/>
-                </m:rPr>
-                <w:rPr>
-                  <w:rFonts w:ascii="Cambria Math" w:hAnsi="Cambria Math"/>
-                  <w:color w:val="666666"/>
-                </w:rPr>
-                <m:t>Δ</m:t>
-              </m:r>
-              <m:sSub>
-                <m:sSubPr>
-                  <m:ctrlPr>
-                    <w:rPr>
-                      <w:rFonts w:ascii="Cambria Math" w:hAnsi="Cambria Math"/>
-                      <w:color w:val="666666"/>
-                    </w:rPr>
-                  </m:ctrlPr>
-                </m:sSubPr>
-                <m:e>
-                  <m:r>
-                    <w:rPr>
-                      <w:rFonts w:ascii="Cambria Math" w:hAnsi="Cambria Math"/>
-                      <w:color w:val="666666"/>
-                    </w:rPr>
-                    <m:t>s</m:t>
-                  </m:r>
-                </m:e>
-                <m:sub>
-                  <m:r>
-                    <w:rPr>
-                      <w:rFonts w:ascii="Cambria Math" w:hAnsi="Cambria Math"/>
-                      <w:color w:val="666666"/>
-                    </w:rPr>
-                    <m:t>L</m:t>
-                  </m:r>
-                </m:sub>
-              </m:sSub>
-            </m:num>
-            <m:den>
-              <m:r>
-                <w:rPr>
-                  <w:rFonts w:ascii="Cambria Math" w:hAnsi="Cambria Math"/>
-                  <w:color w:val="666666"/>
-                </w:rPr>
-                <m:t>2</m:t>
-              </m:r>
-            </m:den>
-          </m:f>
-          <m:r>
-            <w:rPr>
-              <w:rFonts w:ascii="Cambria Math" w:hAnsi="Cambria Math"/>
-              <w:color w:val="666666"/>
-            </w:rPr>
-            <m:t>,  </m:t>
+            <m:t>Δs</m:t>
           </m:r>
           <m:r>
             <m:rPr>
@@ -223,34 +155,21 @@
             </m:rPr>
             <w:rPr>
               <w:rFonts w:ascii="Cambria Math" w:hAnsi="Cambria Math"/>
-              <w:color w:val="666666"/>
             </w:rPr>
-            <m:t>Δ</m:t>
-          </m:r>
-          <m:r>
-            <w:rPr>
-              <w:rFonts w:ascii="Cambria Math" w:hAnsi="Cambria Math"/>
-              <w:color w:val="666666"/>
-            </w:rPr>
-            <m:t>θ=</m:t>
+            <m:t>=</m:t>
           </m:r>
           <m:f>
             <m:fPr>
               <m:ctrlPr>
                 <w:rPr>
                   <w:rFonts w:ascii="Cambria Math" w:hAnsi="Cambria Math"/>
-                  <w:color w:val="666666"/>
                 </w:rPr>
               </m:ctrlPr>
             </m:fPr>
             <m:num>
               <m:r>
-                <m:rPr>
-                  <m:sty m:val="p"/>
-                </m:rPr>
-                <w:rPr>
-                  <w:rFonts w:ascii="Cambria Math" w:hAnsi="Cambria Math"/>
-                  <w:color w:val="666666"/>
+                <w:rPr>
+                  <w:rFonts w:ascii="Cambria Math" w:hAnsi="Cambria Math"/>
                 </w:rPr>
                 <m:t>Δ</m:t>
               </m:r>
@@ -259,7 +178,6 @@
                   <m:ctrlPr>
                     <w:rPr>
                       <w:rFonts w:ascii="Cambria Math" w:hAnsi="Cambria Math"/>
-                      <w:color w:val="666666"/>
                     </w:rPr>
                   </m:ctrlPr>
                 </m:sSubPr>
@@ -267,7 +185,6 @@
                   <m:r>
                     <w:rPr>
                       <w:rFonts w:ascii="Cambria Math" w:hAnsi="Cambria Math"/>
-                      <w:color w:val="666666"/>
                     </w:rPr>
                     <m:t>s</m:t>
                   </m:r>
@@ -276,26 +193,23 @@
                   <m:r>
                     <w:rPr>
                       <w:rFonts w:ascii="Cambria Math" w:hAnsi="Cambria Math"/>
-                      <w:color w:val="666666"/>
                     </w:rPr>
                     <m:t>R</m:t>
                   </m:r>
                 </m:sub>
               </m:sSub>
               <m:r>
-                <w:rPr>
-                  <w:rFonts w:ascii="Cambria Math" w:hAnsi="Cambria Math"/>
-                  <w:color w:val="666666"/>
-                </w:rPr>
-                <m:t>-</m:t>
-              </m:r>
-              <m:r>
                 <m:rPr>
                   <m:sty m:val="p"/>
                 </m:rPr>
                 <w:rPr>
                   <w:rFonts w:ascii="Cambria Math" w:hAnsi="Cambria Math"/>
-                  <w:color w:val="666666"/>
+                </w:rPr>
+                <m:t>+</m:t>
+              </m:r>
+              <m:r>
+                <w:rPr>
+                  <w:rFonts w:ascii="Cambria Math" w:hAnsi="Cambria Math"/>
                 </w:rPr>
                 <m:t>Δ</m:t>
               </m:r>
@@ -304,7 +218,6 @@
                   <m:ctrlPr>
                     <w:rPr>
                       <w:rFonts w:ascii="Cambria Math" w:hAnsi="Cambria Math"/>
-                      <w:color w:val="666666"/>
                     </w:rPr>
                   </m:ctrlPr>
                 </m:sSubPr>
@@ -312,7 +225,6 @@
                   <m:r>
                     <w:rPr>
                       <w:rFonts w:ascii="Cambria Math" w:hAnsi="Cambria Math"/>
-                      <w:color w:val="666666"/>
                     </w:rPr>
                     <m:t>s</m:t>
                   </m:r>
@@ -321,7 +233,6 @@
                   <m:r>
                     <w:rPr>
                       <w:rFonts w:ascii="Cambria Math" w:hAnsi="Cambria Math"/>
-                      <w:color w:val="666666"/>
                     </w:rPr>
                     <m:t>L</m:t>
                   </m:r>
@@ -332,39 +243,715 @@
               <m:r>
                 <w:rPr>
                   <w:rFonts w:ascii="Cambria Math" w:hAnsi="Cambria Math"/>
-                  <w:color w:val="666666"/>
-                </w:rPr>
-                <m:t>b</m:t>
+                </w:rPr>
+                <m:t>2</m:t>
               </m:r>
             </m:den>
           </m:f>
           <m:r>
+            <m:rPr>
+              <m:sty m:val="p"/>
+            </m:rPr>
             <w:rPr>
               <w:rFonts w:ascii="Cambria Math" w:hAnsi="Cambria Math"/>
-              <w:color w:val="666666"/>
             </w:rPr>
-            <m:t>.</m:t>
+            <m:t>,</m:t>
           </m:r>
           <m:r>
             <w:rPr>
               <w:rFonts w:ascii="Cambria Math" w:hAnsi="Cambria Math"/>
-              <w:i/>
-              <w:color w:val="666666"/>
             </w:rPr>
-            <w:br/>
+            <m:t>  Δθ</m:t>
           </m:r>
+          <m:r>
+            <m:rPr>
+              <m:sty m:val="p"/>
+            </m:rPr>
+            <w:rPr>
+              <w:rFonts w:ascii="Cambria Math" w:hAnsi="Cambria Math"/>
+            </w:rPr>
+            <m:t>=</m:t>
+          </m:r>
+          <m:f>
+            <m:fPr>
+              <m:ctrlPr>
+                <w:rPr>
+                  <w:rFonts w:ascii="Cambria Math" w:hAnsi="Cambria Math"/>
+                </w:rPr>
+              </m:ctrlPr>
+            </m:fPr>
+            <m:num>
+              <m:r>
+                <w:rPr>
+                  <w:rFonts w:ascii="Cambria Math" w:hAnsi="Cambria Math"/>
+                </w:rPr>
+                <m:t>Δ</m:t>
+              </m:r>
+              <m:sSub>
+                <m:sSubPr>
+                  <m:ctrlPr>
+                    <w:rPr>
+                      <w:rFonts w:ascii="Cambria Math" w:hAnsi="Cambria Math"/>
+                    </w:rPr>
+                  </m:ctrlPr>
+                </m:sSubPr>
+                <m:e>
+                  <m:r>
+                    <w:rPr>
+                      <w:rFonts w:ascii="Cambria Math" w:hAnsi="Cambria Math"/>
+                    </w:rPr>
+                    <m:t>s</m:t>
+                  </m:r>
+                </m:e>
+                <m:sub>
+                  <m:r>
+                    <w:rPr>
+                      <w:rFonts w:ascii="Cambria Math" w:hAnsi="Cambria Math"/>
+                    </w:rPr>
+                    <m:t>R</m:t>
+                  </m:r>
+                </m:sub>
+              </m:sSub>
+              <m:r>
+                <m:rPr>
+                  <m:sty m:val="p"/>
+                </m:rPr>
+                <w:rPr>
+                  <w:rFonts w:ascii="Cambria Math" w:hAnsi="Cambria Math"/>
+                </w:rPr>
+                <m:t>-</m:t>
+              </m:r>
+              <m:r>
+                <w:rPr>
+                  <w:rFonts w:ascii="Cambria Math" w:hAnsi="Cambria Math"/>
+                </w:rPr>
+                <m:t>Δ</m:t>
+              </m:r>
+              <m:sSub>
+                <m:sSubPr>
+                  <m:ctrlPr>
+                    <w:rPr>
+                      <w:rFonts w:ascii="Cambria Math" w:hAnsi="Cambria Math"/>
+                    </w:rPr>
+                  </m:ctrlPr>
+                </m:sSubPr>
+                <m:e>
+                  <m:r>
+                    <w:rPr>
+                      <w:rFonts w:ascii="Cambria Math" w:hAnsi="Cambria Math"/>
+                    </w:rPr>
+                    <m:t>s</m:t>
+                  </m:r>
+                </m:e>
+                <m:sub>
+                  <m:r>
+                    <w:rPr>
+                      <w:rFonts w:ascii="Cambria Math" w:hAnsi="Cambria Math"/>
+                    </w:rPr>
+                    <m:t>L</m:t>
+                  </m:r>
+                </m:sub>
+              </m:sSub>
+            </m:num>
+            <m:den>
+              <m:r>
+                <w:rPr>
+                  <w:rFonts w:ascii="Cambria Math" w:hAnsi="Cambria Math"/>
+                </w:rPr>
+                <m:t>b</m:t>
+              </m:r>
+            </m:den>
+          </m:f>
         </m:oMath>
       </m:oMathPara>
-      <w:r>
-        <w:t>Independent zero-mean Gaussian noise is added to these increments during movement. The estimator accumulates the noisy increments, updating position using the midpoint heading and normalizing orientation to handle angle wrapping. A second estimate without injected noise provides a baseline. The model assumes planar differential-drive motion and a known initial pose.</w:t>
-      </w:r>
     </w:p>
     <w:p>
-      <w:r>
-        <w:t>Ground truth is obtained independently from Gazebo and synchronized with the estimates using simulation timestamps and interpolation. It is used only for evaluation, never to generate or correct the estimates. Navigation uses the original odometry and wheel feedback independently of the noisy estimator.</w:t>
-      </w:r>
+      <m:oMathPara>
+        <m:oMathParaPr>
+          <m:jc m:val="center"/>
+        </m:oMathParaPr>
+        <m:oMath>
+          <m:sSub>
+            <m:sSubPr>
+              <m:ctrlPr>
+                <w:rPr>
+                  <w:rFonts w:ascii="Cambria Math" w:hAnsi="Cambria Math"/>
+                </w:rPr>
+              </m:ctrlPr>
+            </m:sSubPr>
+            <m:e>
+              <m:r>
+                <w:rPr>
+                  <w:rFonts w:ascii="Cambria Math" w:hAnsi="Cambria Math"/>
+                </w:rPr>
+                <m:t>x</m:t>
+              </m:r>
+            </m:e>
+            <m:sub>
+              <m:r>
+                <w:rPr>
+                  <w:rFonts w:ascii="Cambria Math" w:hAnsi="Cambria Math"/>
+                </w:rPr>
+                <m:t>t</m:t>
+              </m:r>
+              <m:r>
+                <m:rPr>
+                  <m:sty m:val="p"/>
+                </m:rPr>
+                <w:rPr>
+                  <w:rFonts w:ascii="Cambria Math" w:hAnsi="Cambria Math"/>
+                </w:rPr>
+                <m:t>+</m:t>
+              </m:r>
+              <m:r>
+                <w:rPr>
+                  <w:rFonts w:ascii="Cambria Math" w:hAnsi="Cambria Math"/>
+                </w:rPr>
+                <m:t>1</m:t>
+              </m:r>
+            </m:sub>
+          </m:sSub>
+          <m:r>
+            <m:rPr>
+              <m:sty m:val="p"/>
+            </m:rPr>
+            <w:rPr>
+              <w:rFonts w:ascii="Cambria Math" w:hAnsi="Cambria Math"/>
+            </w:rPr>
+            <m:t>=</m:t>
+          </m:r>
+          <m:sSub>
+            <m:sSubPr>
+              <m:ctrlPr>
+                <w:rPr>
+                  <w:rFonts w:ascii="Cambria Math" w:hAnsi="Cambria Math"/>
+                </w:rPr>
+              </m:ctrlPr>
+            </m:sSubPr>
+            <m:e>
+              <m:r>
+                <w:rPr>
+                  <w:rFonts w:ascii="Cambria Math" w:hAnsi="Cambria Math"/>
+                </w:rPr>
+                <m:t>x</m:t>
+              </m:r>
+            </m:e>
+            <m:sub>
+              <m:r>
+                <w:rPr>
+                  <w:rFonts w:ascii="Cambria Math" w:hAnsi="Cambria Math"/>
+                </w:rPr>
+                <m:t>t</m:t>
+              </m:r>
+            </m:sub>
+          </m:sSub>
+          <m:r>
+            <m:rPr>
+              <m:sty m:val="p"/>
+            </m:rPr>
+            <w:rPr>
+              <w:rFonts w:ascii="Cambria Math" w:hAnsi="Cambria Math"/>
+            </w:rPr>
+            <m:t>+</m:t>
+          </m:r>
+          <m:r>
+            <w:rPr>
+              <w:rFonts w:ascii="Cambria Math" w:hAnsi="Cambria Math"/>
+            </w:rPr>
+            <m:t>Δs</m:t>
+          </m:r>
+          <m:r>
+            <m:rPr>
+              <m:sty m:val="p"/>
+            </m:rPr>
+            <w:rPr>
+              <w:rFonts w:ascii="Cambria Math" w:hAnsi="Cambria Math"/>
+            </w:rPr>
+            <m:t>cos</m:t>
+          </m:r>
+          <m:d>
+            <m:dPr>
+              <m:ctrlPr>
+                <w:rPr>
+                  <w:rFonts w:ascii="Cambria Math" w:hAnsi="Cambria Math"/>
+                </w:rPr>
+              </m:ctrlPr>
+            </m:dPr>
+            <m:e>
+              <m:sSub>
+                <m:sSubPr>
+                  <m:ctrlPr>
+                    <w:rPr>
+                      <w:rFonts w:ascii="Cambria Math" w:hAnsi="Cambria Math"/>
+                    </w:rPr>
+                  </m:ctrlPr>
+                </m:sSubPr>
+                <m:e>
+                  <m:r>
+                    <w:rPr>
+                      <w:rFonts w:ascii="Cambria Math" w:hAnsi="Cambria Math"/>
+                    </w:rPr>
+                    <m:t>θ</m:t>
+                  </m:r>
+                </m:e>
+                <m:sub>
+                  <m:r>
+                    <w:rPr>
+                      <w:rFonts w:ascii="Cambria Math" w:hAnsi="Cambria Math"/>
+                    </w:rPr>
+                    <m:t>t</m:t>
+                  </m:r>
+                </m:sub>
+              </m:sSub>
+              <m:r>
+                <m:rPr>
+                  <m:sty m:val="p"/>
+                </m:rPr>
+                <w:rPr>
+                  <w:rFonts w:ascii="Cambria Math" w:hAnsi="Cambria Math"/>
+                </w:rPr>
+                <m:t>+</m:t>
+              </m:r>
+              <m:f>
+                <m:fPr>
+                  <m:ctrlPr>
+                    <w:rPr>
+                      <w:rFonts w:ascii="Cambria Math" w:hAnsi="Cambria Math"/>
+                    </w:rPr>
+                  </m:ctrlPr>
+                </m:fPr>
+                <m:num>
+                  <m:r>
+                    <w:rPr>
+                      <w:rFonts w:ascii="Cambria Math" w:hAnsi="Cambria Math"/>
+                    </w:rPr>
+                    <m:t>Δθ</m:t>
+                  </m:r>
+                </m:num>
+                <m:den>
+                  <m:r>
+                    <w:rPr>
+                      <w:rFonts w:ascii="Cambria Math" w:hAnsi="Cambria Math"/>
+                    </w:rPr>
+                    <m:t>2</m:t>
+                  </m:r>
+                </m:den>
+              </m:f>
+            </m:e>
+          </m:d>
+          <m:r>
+            <m:rPr>
+              <m:sty m:val="p"/>
+            </m:rPr>
+            <w:rPr>
+              <w:rFonts w:ascii="Cambria Math" w:hAnsi="Cambria Math"/>
+            </w:rPr>
+            <m:t>,</m:t>
+          </m:r>
+          <m:r>
+            <w:rPr>
+              <w:rFonts w:ascii="Cambria Math" w:hAnsi="Cambria Math"/>
+            </w:rPr>
+            <m:t> </m:t>
+          </m:r>
+          <m:sSub>
+            <m:sSubPr>
+              <m:ctrlPr>
+                <w:rPr>
+                  <w:rFonts w:ascii="Cambria Math" w:hAnsi="Cambria Math"/>
+                </w:rPr>
+              </m:ctrlPr>
+            </m:sSubPr>
+            <m:e>
+              <m:r>
+                <w:rPr>
+                  <w:rFonts w:ascii="Cambria Math" w:hAnsi="Cambria Math"/>
+                </w:rPr>
+                <m:t>y</m:t>
+              </m:r>
+            </m:e>
+            <m:sub>
+              <m:r>
+                <w:rPr>
+                  <w:rFonts w:ascii="Cambria Math" w:hAnsi="Cambria Math"/>
+                </w:rPr>
+                <m:t>t</m:t>
+              </m:r>
+              <m:r>
+                <m:rPr>
+                  <m:sty m:val="p"/>
+                </m:rPr>
+                <w:rPr>
+                  <w:rFonts w:ascii="Cambria Math" w:hAnsi="Cambria Math"/>
+                </w:rPr>
+                <m:t>+</m:t>
+              </m:r>
+              <m:r>
+                <w:rPr>
+                  <w:rFonts w:ascii="Cambria Math" w:hAnsi="Cambria Math"/>
+                </w:rPr>
+                <m:t>1</m:t>
+              </m:r>
+            </m:sub>
+          </m:sSub>
+          <m:r>
+            <m:rPr>
+              <m:sty m:val="p"/>
+            </m:rPr>
+            <w:rPr>
+              <w:rFonts w:ascii="Cambria Math" w:hAnsi="Cambria Math"/>
+            </w:rPr>
+            <m:t>=</m:t>
+          </m:r>
+          <m:sSub>
+            <m:sSubPr>
+              <m:ctrlPr>
+                <w:rPr>
+                  <w:rFonts w:ascii="Cambria Math" w:hAnsi="Cambria Math"/>
+                </w:rPr>
+              </m:ctrlPr>
+            </m:sSubPr>
+            <m:e>
+              <m:r>
+                <w:rPr>
+                  <w:rFonts w:ascii="Cambria Math" w:hAnsi="Cambria Math"/>
+                </w:rPr>
+                <m:t>y</m:t>
+              </m:r>
+            </m:e>
+            <m:sub>
+              <m:r>
+                <w:rPr>
+                  <w:rFonts w:ascii="Cambria Math" w:hAnsi="Cambria Math"/>
+                </w:rPr>
+                <m:t>t</m:t>
+              </m:r>
+            </m:sub>
+          </m:sSub>
+          <m:r>
+            <m:rPr>
+              <m:sty m:val="p"/>
+            </m:rPr>
+            <w:rPr>
+              <w:rFonts w:ascii="Cambria Math" w:hAnsi="Cambria Math"/>
+            </w:rPr>
+            <m:t>+</m:t>
+          </m:r>
+          <m:r>
+            <w:rPr>
+              <w:rFonts w:ascii="Cambria Math" w:hAnsi="Cambria Math"/>
+            </w:rPr>
+            <m:t>Δs</m:t>
+          </m:r>
+          <m:r>
+            <m:rPr>
+              <m:sty m:val="p"/>
+            </m:rPr>
+            <w:rPr>
+              <w:rFonts w:ascii="Cambria Math" w:hAnsi="Cambria Math"/>
+            </w:rPr>
+            <m:t>sin</m:t>
+          </m:r>
+          <m:d>
+            <m:dPr>
+              <m:ctrlPr>
+                <w:rPr>
+                  <w:rFonts w:ascii="Cambria Math" w:hAnsi="Cambria Math"/>
+                </w:rPr>
+              </m:ctrlPr>
+            </m:dPr>
+            <m:e>
+              <m:sSub>
+                <m:sSubPr>
+                  <m:ctrlPr>
+                    <w:rPr>
+                      <w:rFonts w:ascii="Cambria Math" w:hAnsi="Cambria Math"/>
+                    </w:rPr>
+                  </m:ctrlPr>
+                </m:sSubPr>
+                <m:e>
+                  <m:r>
+                    <w:rPr>
+                      <w:rFonts w:ascii="Cambria Math" w:hAnsi="Cambria Math"/>
+                    </w:rPr>
+                    <m:t>θ</m:t>
+                  </m:r>
+                </m:e>
+                <m:sub>
+                  <m:r>
+                    <w:rPr>
+                      <w:rFonts w:ascii="Cambria Math" w:hAnsi="Cambria Math"/>
+                    </w:rPr>
+                    <m:t>t</m:t>
+                  </m:r>
+                </m:sub>
+              </m:sSub>
+              <m:r>
+                <m:rPr>
+                  <m:sty m:val="p"/>
+                </m:rPr>
+                <w:rPr>
+                  <w:rFonts w:ascii="Cambria Math" w:hAnsi="Cambria Math"/>
+                </w:rPr>
+                <m:t>+</m:t>
+              </m:r>
+              <m:f>
+                <m:fPr>
+                  <m:ctrlPr>
+                    <w:rPr>
+                      <w:rFonts w:ascii="Cambria Math" w:hAnsi="Cambria Math"/>
+                    </w:rPr>
+                  </m:ctrlPr>
+                </m:fPr>
+                <m:num>
+                  <m:r>
+                    <w:rPr>
+                      <w:rFonts w:ascii="Cambria Math" w:hAnsi="Cambria Math"/>
+                    </w:rPr>
+                    <m:t>Δθ</m:t>
+                  </m:r>
+                </m:num>
+                <m:den>
+                  <m:r>
+                    <w:rPr>
+                      <w:rFonts w:ascii="Cambria Math" w:hAnsi="Cambria Math"/>
+                    </w:rPr>
+                    <m:t>2</m:t>
+                  </m:r>
+                </m:den>
+              </m:f>
+            </m:e>
+          </m:d>
+          <m:r>
+            <m:rPr>
+              <m:sty m:val="p"/>
+            </m:rPr>
+            <w:rPr>
+              <w:rFonts w:ascii="Cambria Math" w:hAnsi="Cambria Math"/>
+            </w:rPr>
+            <m:t>,</m:t>
+          </m:r>
+          <m:r>
+            <w:rPr>
+              <w:rFonts w:ascii="Cambria Math" w:hAnsi="Cambria Math"/>
+            </w:rPr>
+            <m:t> </m:t>
+          </m:r>
+          <m:sSub>
+            <m:sSubPr>
+              <m:ctrlPr>
+                <w:rPr>
+                  <w:rFonts w:ascii="Cambria Math" w:hAnsi="Cambria Math"/>
+                </w:rPr>
+              </m:ctrlPr>
+            </m:sSubPr>
+            <m:e>
+              <m:r>
+                <w:rPr>
+                  <w:rFonts w:ascii="Cambria Math" w:hAnsi="Cambria Math"/>
+                </w:rPr>
+                <m:t>θ</m:t>
+              </m:r>
+            </m:e>
+            <m:sub>
+              <m:r>
+                <w:rPr>
+                  <w:rFonts w:ascii="Cambria Math" w:hAnsi="Cambria Math"/>
+                </w:rPr>
+                <m:t>t</m:t>
+              </m:r>
+              <m:r>
+                <m:rPr>
+                  <m:sty m:val="p"/>
+                </m:rPr>
+                <w:rPr>
+                  <w:rFonts w:ascii="Cambria Math" w:hAnsi="Cambria Math"/>
+                </w:rPr>
+                <m:t>+</m:t>
+              </m:r>
+              <m:r>
+                <w:rPr>
+                  <w:rFonts w:ascii="Cambria Math" w:hAnsi="Cambria Math"/>
+                </w:rPr>
+                <m:t>1</m:t>
+              </m:r>
+            </m:sub>
+          </m:sSub>
+          <m:r>
+            <m:rPr>
+              <m:sty m:val="p"/>
+            </m:rPr>
+            <w:rPr>
+              <w:rFonts w:ascii="Cambria Math" w:hAnsi="Cambria Math"/>
+            </w:rPr>
+            <m:t>=wrap</m:t>
+          </m:r>
+          <m:d>
+            <m:dPr>
+              <m:ctrlPr>
+                <w:rPr>
+                  <w:rFonts w:ascii="Cambria Math" w:hAnsi="Cambria Math"/>
+                </w:rPr>
+              </m:ctrlPr>
+            </m:dPr>
+            <m:e>
+              <m:sSub>
+                <m:sSubPr>
+                  <m:ctrlPr>
+                    <w:rPr>
+                      <w:rFonts w:ascii="Cambria Math" w:hAnsi="Cambria Math"/>
+                    </w:rPr>
+                  </m:ctrlPr>
+                </m:sSubPr>
+                <m:e>
+                  <m:r>
+                    <w:rPr>
+                      <w:rFonts w:ascii="Cambria Math" w:hAnsi="Cambria Math"/>
+                    </w:rPr>
+                    <m:t>θ</m:t>
+                  </m:r>
+                </m:e>
+                <m:sub>
+                  <m:r>
+                    <w:rPr>
+                      <w:rFonts w:ascii="Cambria Math" w:hAnsi="Cambria Math"/>
+                    </w:rPr>
+                    <m:t>t</m:t>
+                  </m:r>
+                </m:sub>
+              </m:sSub>
+              <m:r>
+                <m:rPr>
+                  <m:sty m:val="p"/>
+                </m:rPr>
+                <w:rPr>
+                  <w:rFonts w:ascii="Cambria Math" w:hAnsi="Cambria Math"/>
+                </w:rPr>
+                <m:t>+</m:t>
+              </m:r>
+              <m:r>
+                <w:rPr>
+                  <w:rFonts w:ascii="Cambria Math" w:hAnsi="Cambria Math"/>
+                </w:rPr>
+                <m:t>Δθ</m:t>
+              </m:r>
+            </m:e>
+          </m:d>
+        </m:oMath>
+      </m:oMathPara>
     </w:p>
-    <w:p/>
+    <w:p>
+      <w:r>
+        <w:t xml:space="preserve">Two trajectories are integrated from the same initial pose: clean wheel odometry and a noise-injected estimate. At each sample with nonzero wheel motion, independent Gaussian errors are added to </w:t>
+      </w:r>
+      <w:proofErr w:type="spellStart"/>
+      <w:r>
+        <w:t>centre</w:t>
+      </w:r>
+      <w:proofErr w:type="spellEnd"/>
+      <w:r>
+        <w:t xml:space="preserve"> displacement and heading change before noisy integration: </w:t>
+      </w:r>
+      <w:proofErr w:type="spellStart"/>
+      <w:r>
+        <w:t>εs</w:t>
+      </w:r>
+      <w:proofErr w:type="spellEnd"/>
+      <w:r>
+        <w:t xml:space="preserve"> ~ </w:t>
+      </w:r>
+      <w:proofErr w:type="gramStart"/>
+      <w:r>
+        <w:t>N(</w:t>
+      </w:r>
+      <w:proofErr w:type="gramEnd"/>
+      <w:r>
+        <w:t xml:space="preserve">0, (0.0002 </w:t>
+      </w:r>
+      <w:proofErr w:type="gramStart"/>
+      <w:r>
+        <w:t>m)²</w:t>
+      </w:r>
+      <w:proofErr w:type="gramEnd"/>
+      <w:r>
+        <w:t xml:space="preserve">) and </w:t>
+      </w:r>
+      <w:proofErr w:type="spellStart"/>
+      <w:r>
+        <w:t>εθ</w:t>
+      </w:r>
+      <w:proofErr w:type="spellEnd"/>
+      <w:r>
+        <w:t xml:space="preserve"> ~ </w:t>
+      </w:r>
+      <w:proofErr w:type="gramStart"/>
+      <w:r>
+        <w:t>N(</w:t>
+      </w:r>
+      <w:proofErr w:type="gramEnd"/>
+      <w:r>
+        <w:t xml:space="preserve">0, (0.001 </w:t>
+      </w:r>
+      <w:proofErr w:type="gramStart"/>
+      <w:r>
+        <w:t>rad)²</w:t>
+      </w:r>
+      <w:proofErr w:type="gramEnd"/>
+      <w:r>
+        <w:t>), with fixed seed 42. Stationary wheel samples receive no injected noise. Assumptions are planar motion, constant wheel geometry, and sufficiently short integration steps for the midpoint approximation.</w:t>
+      </w:r>
+    </w:p>
+    <w:p>
+      <w:r>
+        <w:rPr>
+          <w:rFonts w:hint="eastAsia"/>
+        </w:rPr>
+        <w:t>Gazebo publishes an independent true pose on /</w:t>
+      </w:r>
+      <w:proofErr w:type="spellStart"/>
+      <w:r>
+        <w:rPr>
+          <w:rFonts w:hint="eastAsia"/>
+        </w:rPr>
+        <w:t>ground_truth</w:t>
+      </w:r>
+      <w:proofErr w:type="spellEnd"/>
+      <w:r>
+        <w:rPr>
+          <w:rFonts w:hint="eastAsia"/>
+        </w:rPr>
+        <w:t xml:space="preserve">. Samples are matched using simulation timestamps and interpolated only across truth intervals </w:t>
+      </w:r>
+      <w:r>
+        <w:rPr>
+          <w:rFonts w:hint="eastAsia"/>
+        </w:rPr>
+        <w:t>≤</w:t>
+      </w:r>
+      <w:r>
+        <w:rPr>
+          <w:rFonts w:hint="eastAsia"/>
+        </w:rPr>
+        <w:t xml:space="preserve"> 0.10 s; ground truth is used solely for evaluation. Waypoint navigation separately uses /</w:t>
+      </w:r>
+      <w:proofErr w:type="spellStart"/>
+      <w:r>
+        <w:rPr>
+          <w:rFonts w:hint="eastAsia"/>
+        </w:rPr>
+        <w:t>odom</w:t>
+      </w:r>
+      <w:proofErr w:type="spellEnd"/>
+      <w:r>
+        <w:rPr>
+          <w:rFonts w:hint="eastAsia"/>
+        </w:rPr>
+        <w:t xml:space="preserve"> plus wh</w:t>
+      </w:r>
+      <w:r>
+        <w:t>eel feedback for turn-then-drive control, so the evaluation does not leak true poses into either the estimator or the controller.</w:t>
+      </w:r>
+    </w:p>
     <w:p>
       <w:pPr>
         <w:pStyle w:val="2"/>
@@ -375,42 +962,10 @@
     </w:p>
     <w:p>
       <w:r>
-        <w:t>The robot followed a trajectory through approximate waypoints o</w:t>
-      </w:r>
-      <w:r>
-        <w:rPr>
-          <w:rFonts w:hint="eastAsia"/>
-        </w:rPr>
-        <w:t>f (0,0), (1,2), (2,1)</w:t>
-      </w:r>
-      <w:r>
-        <w:t>, and (3,3)</w:t>
-      </w:r>
-      <w:r>
-        <w:rPr>
-          <w:rFonts w:hint="eastAsia"/>
-        </w:rPr>
-        <w:t xml:space="preserve"> </w:t>
-      </w:r>
-      <w:r>
-        <w:t>mover</w:t>
-      </w:r>
-      <w:r>
-        <w:t xml:space="preserve"> approximately 62 seconds. The trajectory plot compares the noisy odometry estimate, clean odometry baseline, and Gazebo ground truth.</w:t>
+        <w:t>The latest recorded run contains 3,117 matched samples over 62.32 s. In the submitted trajectory plot, noisy and clean estimates are compared against Gazebo ground truth. The noisy position RMSE is 0.06022 m versus 0.02925 m for the clean baseline (2.06× larger), showing the measurable effect of injected motion uncertainty. Noisy heading RMSE is 1.220°, final position error is 0.07502 m, and the maximum observed position error is 0.07671 m. At the final sample, noisy (x, y) ≈ (3.020, 2.991) m whereas ground truth ≈ (2.948, 3.011) m.</w:t>
       </w:r>
     </w:p>
     <w:p>
-      <w:r>
-        <w:t>The noisy estimate achieved a position RMSE of 0.06022 m, with an approximate final error of 0.075 m and a maximum error of 0.077 m. Position error was calculated as the Euclidean distance between the estimated and ground-truth positions at matched simulation timestamps:</w:t>
-      </w:r>
-      <w:r>
-        <w:rPr>
-          <w:rFonts w:ascii="Cambria Math" w:hAnsi="Cambria Math"/>
-          <w:i/>
-          <w:color w:val="666666"/>
-        </w:rPr>
-        <w:br/>
-      </w:r>
       <m:oMathPara>
         <m:oMath>
           <m:sSub>
@@ -418,7 +973,6 @@
               <m:ctrlPr>
                 <w:rPr>
                   <w:rFonts w:ascii="Cambria Math" w:hAnsi="Cambria Math"/>
-                  <w:color w:val="666666"/>
                 </w:rPr>
               </m:ctrlPr>
             </m:sSubPr>
@@ -426,7 +980,6 @@
               <m:r>
                 <w:rPr>
                   <w:rFonts w:ascii="Cambria Math" w:hAnsi="Cambria Math"/>
-                  <w:color w:val="666666"/>
                 </w:rPr>
                 <m:t>e</m:t>
               </m:r>
@@ -435,16 +988,17 @@
               <m:r>
                 <w:rPr>
                   <w:rFonts w:ascii="Cambria Math" w:hAnsi="Cambria Math"/>
-                  <w:color w:val="666666"/>
-                </w:rPr>
-                <m:t>i</m:t>
+                </w:rPr>
+                <m:t>t</m:t>
               </m:r>
             </m:sub>
           </m:sSub>
           <m:r>
+            <m:rPr>
+              <m:sty m:val="p"/>
+            </m:rPr>
             <w:rPr>
               <w:rFonts w:ascii="Cambria Math" w:hAnsi="Cambria Math"/>
-              <w:color w:val="666666"/>
             </w:rPr>
             <m:t>=</m:t>
           </m:r>
@@ -454,7 +1008,6 @@
               <m:ctrlPr>
                 <w:rPr>
                   <w:rFonts w:ascii="Cambria Math" w:hAnsi="Cambria Math"/>
-                  <w:color w:val="666666"/>
                 </w:rPr>
               </m:ctrlPr>
             </m:radPr>
@@ -465,7 +1018,6 @@
                   <m:ctrlPr>
                     <w:rPr>
                       <w:rFonts w:ascii="Cambria Math" w:hAnsi="Cambria Math"/>
-                      <w:color w:val="666666"/>
                     </w:rPr>
                   </m:ctrlPr>
                 </m:sSupPr>
@@ -475,7 +1027,6 @@
                       <m:ctrlPr>
                         <w:rPr>
                           <w:rFonts w:ascii="Cambria Math" w:hAnsi="Cambria Math"/>
-                          <w:color w:val="666666"/>
                         </w:rPr>
                       </m:ctrlPr>
                     </m:dPr>
@@ -485,18 +1036,15 @@
                           <m:ctrlPr>
                             <w:rPr>
                               <w:rFonts w:ascii="Cambria Math" w:hAnsi="Cambria Math"/>
-                              <w:color w:val="666666"/>
                             </w:rPr>
                           </m:ctrlPr>
                         </m:sSubPr>
                         <m:e>
                           <m:acc>
                             <m:accPr>
-                              <m:chr m:val="ˆ"/>
                               <m:ctrlPr>
                                 <w:rPr>
                                   <w:rFonts w:ascii="Cambria Math" w:hAnsi="Cambria Math"/>
-                                  <w:color w:val="666666"/>
                                 </w:rPr>
                               </m:ctrlPr>
                             </m:accPr>
@@ -504,7 +1052,6 @@
                               <m:r>
                                 <w:rPr>
                                   <w:rFonts w:ascii="Cambria Math" w:hAnsi="Cambria Math"/>
-                                  <w:color w:val="666666"/>
                                 </w:rPr>
                                 <m:t>x</m:t>
                               </m:r>
@@ -515,33 +1062,32 @@
                           <m:r>
                             <w:rPr>
                               <w:rFonts w:ascii="Cambria Math" w:hAnsi="Cambria Math"/>
-                              <w:color w:val="666666"/>
                             </w:rPr>
-                            <m:t>i</m:t>
+                            <m:t>t</m:t>
                           </m:r>
                         </m:sub>
                       </m:sSub>
                       <m:r>
+                        <m:rPr>
+                          <m:sty m:val="p"/>
+                        </m:rPr>
                         <w:rPr>
                           <w:rFonts w:ascii="Cambria Math" w:hAnsi="Cambria Math"/>
-                          <w:color w:val="666666"/>
                         </w:rPr>
                         <m:t>-</m:t>
                       </m:r>
-                      <m:sSubSup>
-                        <m:sSubSupPr>
+                      <m:sSub>
+                        <m:sSubPr>
                           <m:ctrlPr>
                             <w:rPr>
                               <w:rFonts w:ascii="Cambria Math" w:hAnsi="Cambria Math"/>
-                              <w:color w:val="666666"/>
                             </w:rPr>
                           </m:ctrlPr>
-                        </m:sSubSupPr>
+                        </m:sSubPr>
                         <m:e>
                           <m:r>
                             <w:rPr>
                               <w:rFonts w:ascii="Cambria Math" w:hAnsi="Cambria Math"/>
-                              <w:color w:val="666666"/>
                             </w:rPr>
                             <m:t>x</m:t>
                           </m:r>
@@ -550,21 +1096,26 @@
                           <m:r>
                             <w:rPr>
                               <w:rFonts w:ascii="Cambria Math" w:hAnsi="Cambria Math"/>
-                              <w:color w:val="666666"/>
                             </w:rPr>
-                            <m:t>i</m:t>
+                            <m:t>GT</m:t>
                           </m:r>
-                        </m:sub>
-                        <m:sup>
+                          <m:r>
+                            <m:rPr>
+                              <m:sty m:val="p"/>
+                            </m:rPr>
+                            <w:rPr>
+                              <w:rFonts w:ascii="Cambria Math" w:hAnsi="Cambria Math"/>
+                            </w:rPr>
+                            <m:t>,</m:t>
+                          </m:r>
                           <m:r>
                             <w:rPr>
                               <w:rFonts w:ascii="Cambria Math" w:hAnsi="Cambria Math"/>
-                              <w:color w:val="666666"/>
                             </w:rPr>
-                            <m:t>GT</m:t>
+                            <m:t>t</m:t>
                           </m:r>
-                        </m:sup>
-                      </m:sSubSup>
+                        </m:sub>
+                      </m:sSub>
                     </m:e>
                   </m:d>
                 </m:e>
@@ -572,16 +1123,17 @@
                   <m:r>
                     <w:rPr>
                       <w:rFonts w:ascii="Cambria Math" w:hAnsi="Cambria Math"/>
-                      <w:color w:val="666666"/>
                     </w:rPr>
                     <m:t>2</m:t>
                   </m:r>
                 </m:sup>
               </m:sSup>
               <m:r>
-                <w:rPr>
-                  <w:rFonts w:ascii="Cambria Math" w:hAnsi="Cambria Math"/>
-                  <w:color w:val="666666"/>
+                <m:rPr>
+                  <m:sty m:val="p"/>
+                </m:rPr>
+                <w:rPr>
+                  <w:rFonts w:ascii="Cambria Math" w:hAnsi="Cambria Math"/>
                 </w:rPr>
                 <m:t>+</m:t>
               </m:r>
@@ -590,7 +1142,6 @@
                   <m:ctrlPr>
                     <w:rPr>
                       <w:rFonts w:ascii="Cambria Math" w:hAnsi="Cambria Math"/>
-                      <w:color w:val="666666"/>
                     </w:rPr>
                   </m:ctrlPr>
                 </m:sSupPr>
@@ -600,7 +1151,6 @@
                       <m:ctrlPr>
                         <w:rPr>
                           <w:rFonts w:ascii="Cambria Math" w:hAnsi="Cambria Math"/>
-                          <w:color w:val="666666"/>
                         </w:rPr>
                       </m:ctrlPr>
                     </m:dPr>
@@ -610,18 +1160,15 @@
                           <m:ctrlPr>
                             <w:rPr>
                               <w:rFonts w:ascii="Cambria Math" w:hAnsi="Cambria Math"/>
-                              <w:color w:val="666666"/>
                             </w:rPr>
                           </m:ctrlPr>
                         </m:sSubPr>
                         <m:e>
                           <m:acc>
                             <m:accPr>
-                              <m:chr m:val="ˆ"/>
                               <m:ctrlPr>
                                 <w:rPr>
                                   <w:rFonts w:ascii="Cambria Math" w:hAnsi="Cambria Math"/>
-                                  <w:color w:val="666666"/>
                                 </w:rPr>
                               </m:ctrlPr>
                             </m:accPr>
@@ -629,7 +1176,6 @@
                               <m:r>
                                 <w:rPr>
                                   <w:rFonts w:ascii="Cambria Math" w:hAnsi="Cambria Math"/>
-                                  <w:color w:val="666666"/>
                                 </w:rPr>
                                 <m:t>y</m:t>
                               </m:r>
@@ -640,33 +1186,32 @@
                           <m:r>
                             <w:rPr>
                               <w:rFonts w:ascii="Cambria Math" w:hAnsi="Cambria Math"/>
-                              <w:color w:val="666666"/>
                             </w:rPr>
-                            <m:t>i</m:t>
+                            <m:t>t</m:t>
                           </m:r>
                         </m:sub>
                       </m:sSub>
                       <m:r>
+                        <m:rPr>
+                          <m:sty m:val="p"/>
+                        </m:rPr>
                         <w:rPr>
                           <w:rFonts w:ascii="Cambria Math" w:hAnsi="Cambria Math"/>
-                          <w:color w:val="666666"/>
                         </w:rPr>
                         <m:t>-</m:t>
                       </m:r>
-                      <m:sSubSup>
-                        <m:sSubSupPr>
+                      <m:sSub>
+                        <m:sSubPr>
                           <m:ctrlPr>
                             <w:rPr>
                               <w:rFonts w:ascii="Cambria Math" w:hAnsi="Cambria Math"/>
-                              <w:color w:val="666666"/>
                             </w:rPr>
                           </m:ctrlPr>
-                        </m:sSubSupPr>
+                        </m:sSubPr>
                         <m:e>
                           <m:r>
                             <w:rPr>
                               <w:rFonts w:ascii="Cambria Math" w:hAnsi="Cambria Math"/>
-                              <w:color w:val="666666"/>
                             </w:rPr>
                             <m:t>y</m:t>
                           </m:r>
@@ -675,21 +1220,26 @@
                           <m:r>
                             <w:rPr>
                               <w:rFonts w:ascii="Cambria Math" w:hAnsi="Cambria Math"/>
-                              <w:color w:val="666666"/>
                             </w:rPr>
-                            <m:t>i</m:t>
+                            <m:t>GT</m:t>
                           </m:r>
-                        </m:sub>
-                        <m:sup>
+                          <m:r>
+                            <m:rPr>
+                              <m:sty m:val="p"/>
+                            </m:rPr>
+                            <w:rPr>
+                              <w:rFonts w:ascii="Cambria Math" w:hAnsi="Cambria Math"/>
+                            </w:rPr>
+                            <m:t>,</m:t>
+                          </m:r>
                           <m:r>
                             <w:rPr>
                               <w:rFonts w:ascii="Cambria Math" w:hAnsi="Cambria Math"/>
-                              <w:color w:val="666666"/>
                             </w:rPr>
-                            <m:t>GT</m:t>
+                            <m:t>t</m:t>
                           </m:r>
-                        </m:sup>
-                      </m:sSubSup>
+                        </m:sub>
+                      </m:sSub>
                     </m:e>
                   </m:d>
                 </m:e>
@@ -697,7 +1247,6 @@
                   <m:r>
                     <w:rPr>
                       <w:rFonts w:ascii="Cambria Math" w:hAnsi="Cambria Math"/>
-                      <w:color w:val="666666"/>
                     </w:rPr>
                     <m:t>2</m:t>
                   </m:r>
@@ -706,11 +1255,19 @@
             </m:e>
           </m:rad>
           <m:r>
+            <m:rPr>
+              <m:sty m:val="p"/>
+            </m:rPr>
             <w:rPr>
               <w:rFonts w:ascii="Cambria Math" w:hAnsi="Cambria Math"/>
-              <w:color w:val="666666"/>
             </w:rPr>
-            <m:t>,  </m:t>
+            <m:t>,</m:t>
+          </m:r>
+          <m:r>
+            <w:rPr>
+              <w:rFonts w:ascii="Cambria Math" w:hAnsi="Cambria Math"/>
+            </w:rPr>
+            <m:t>  </m:t>
           </m:r>
           <m:r>
             <m:rPr>
@@ -718,16 +1275,8 @@
             </m:rPr>
             <w:rPr>
               <w:rFonts w:ascii="Cambria Math" w:hAnsi="Cambria Math"/>
-              <w:color w:val="666666"/>
             </w:rPr>
-            <m:t>RMSE</m:t>
-          </m:r>
-          <m:r>
-            <w:rPr>
-              <w:rFonts w:ascii="Cambria Math" w:hAnsi="Cambria Math"/>
-              <w:color w:val="666666"/>
-            </w:rPr>
-            <m:t>=</m:t>
+            <m:t>RMSE=</m:t>
           </m:r>
           <m:rad>
             <m:radPr>
@@ -735,7 +1284,6 @@
               <m:ctrlPr>
                 <w:rPr>
                   <w:rFonts w:ascii="Cambria Math" w:hAnsi="Cambria Math"/>
-                  <w:color w:val="666666"/>
                 </w:rPr>
               </m:ctrlPr>
             </m:radPr>
@@ -746,7 +1294,6 @@
                   <m:ctrlPr>
                     <w:rPr>
                       <w:rFonts w:ascii="Cambria Math" w:hAnsi="Cambria Math"/>
-                      <w:color w:val="666666"/>
                     </w:rPr>
                   </m:ctrlPr>
                 </m:fPr>
@@ -754,7 +1301,6 @@
                   <m:r>
                     <w:rPr>
                       <w:rFonts w:ascii="Cambria Math" w:hAnsi="Cambria Math"/>
-                      <w:color w:val="666666"/>
                     </w:rPr>
                     <m:t>1</m:t>
                   </m:r>
@@ -763,7 +1309,6 @@
                   <m:r>
                     <w:rPr>
                       <w:rFonts w:ascii="Cambria Math" w:hAnsi="Cambria Math"/>
-                      <w:color w:val="666666"/>
                     </w:rPr>
                     <m:t>N</m:t>
                   </m:r>
@@ -776,7 +1321,6 @@
                   <m:ctrlPr>
                     <w:rPr>
                       <w:rFonts w:ascii="Cambria Math" w:hAnsi="Cambria Math"/>
-                      <w:color w:val="666666"/>
                     </w:rPr>
                   </m:ctrlPr>
                 </m:naryPr>
@@ -784,16 +1328,29 @@
                   <m:r>
                     <w:rPr>
                       <w:rFonts w:ascii="Cambria Math" w:hAnsi="Cambria Math"/>
-                      <w:color w:val="666666"/>
-                    </w:rPr>
-                    <m:t>i=1</m:t>
+                    </w:rPr>
+                    <m:t>t</m:t>
+                  </m:r>
+                  <m:r>
+                    <m:rPr>
+                      <m:sty m:val="p"/>
+                    </m:rPr>
+                    <w:rPr>
+                      <w:rFonts w:ascii="Cambria Math" w:hAnsi="Cambria Math"/>
+                    </w:rPr>
+                    <m:t>=</m:t>
+                  </m:r>
+                  <m:r>
+                    <w:rPr>
+                      <w:rFonts w:ascii="Cambria Math" w:hAnsi="Cambria Math"/>
+                    </w:rPr>
+                    <m:t>1</m:t>
                   </m:r>
                 </m:sub>
                 <m:sup>
                   <m:r>
                     <w:rPr>
                       <w:rFonts w:ascii="Cambria Math" w:hAnsi="Cambria Math"/>
-                      <w:color w:val="666666"/>
                     </w:rPr>
                     <m:t>N</m:t>
                   </m:r>
@@ -804,7 +1361,6 @@
                       <m:ctrlPr>
                         <w:rPr>
                           <w:rFonts w:ascii="Cambria Math" w:hAnsi="Cambria Math"/>
-                          <w:color w:val="666666"/>
                         </w:rPr>
                       </m:ctrlPr>
                     </m:sSubSupPr>
@@ -812,7 +1368,6 @@
                       <m:r>
                         <w:rPr>
                           <w:rFonts w:ascii="Cambria Math" w:hAnsi="Cambria Math"/>
-                          <w:color w:val="666666"/>
                         </w:rPr>
                         <m:t>e</m:t>
                       </m:r>
@@ -821,16 +1376,14 @@
                       <m:r>
                         <w:rPr>
                           <w:rFonts w:ascii="Cambria Math" w:hAnsi="Cambria Math"/>
-                          <w:color w:val="666666"/>
                         </w:rPr>
-                        <m:t>i</m:t>
+                        <m:t>t</m:t>
                       </m:r>
                     </m:sub>
                     <m:sup>
                       <m:r>
                         <w:rPr>
                           <w:rFonts w:ascii="Cambria Math" w:hAnsi="Cambria Math"/>
-                          <w:color w:val="666666"/>
                         </w:rPr>
                         <m:t>2</m:t>
                       </m:r>
@@ -840,33 +1393,12 @@
               </m:nary>
             </m:e>
           </m:rad>
-          <m:r>
-            <w:rPr>
-              <w:rFonts w:ascii="Cambria Math" w:hAnsi="Cambria Math"/>
-              <w:color w:val="666666"/>
-            </w:rPr>
-            <m:t>.</m:t>
-          </m:r>
-          <m:r>
-            <w:rPr>
-              <w:rFonts w:ascii="Cambria Math" w:hAnsi="Cambria Math"/>
-              <w:i/>
-              <w:color w:val="666666"/>
-            </w:rPr>
-            <w:br/>
-          </m:r>
         </m:oMath>
       </m:oMathPara>
-      <w:r>
-        <w:t xml:space="preserve">The clean estimate closely followed ground truth, while the noisy estimate showed accumulated drift. Heading errors affect the direction of subsequent position updates, contributing to displacement from the true trajectory. The error occasionally decreased because successive errors can partially </w:t>
-      </w:r>
-      <w:proofErr w:type="gramStart"/>
-      <w:r>
-        <w:t>cancel</w:t>
-      </w:r>
-      <w:proofErr w:type="gramEnd"/>
-      <w:r>
-        <w:t xml:space="preserve">. Overall, dead reckoning tracked the trajectory with </w:t>
+    </w:p>
+    <w:p>
+      <w:r>
+        <w:t xml:space="preserve">The clean baseline is not exact: finite-step kinematic approximation, wheel–ground contact effects and geometry/model mismatch can cause disagreement even without added noise. Perturbed heading also changes the direction of subsequent translations, propagating angular uncertainty into positional drift; random increments can occasionally cancel rather than increase the instantaneous error. These results demonstrate </w:t>
       </w:r>
       <w:proofErr w:type="spellStart"/>
       <w:r>
@@ -874,10 +1406,9 @@
       </w:r>
       <w:proofErr w:type="spellEnd"/>
       <w:r>
-        <w:t>-scale error in this experiment, but accumulated uncertainty limited its accuracy.</w:t>
+        <w:t>-scale error on this trajectory, but a single seeded trial cannot establish statistical robustness across runs or noise levels.</w:t>
       </w:r>
     </w:p>
-    <w:p/>
     <w:sectPr>
       <w:pgSz w:w="12240" w:h="15840"/>
       <w:pgMar w:top="1440" w:right="1440" w:bottom="1440" w:left="1440" w:header="720" w:footer="720" w:gutter="0"/>
@@ -886,6 +1417,44 @@
     </w:sectPr>
   </w:body>
 </w:document>
+</file>
+
+<file path=word/endnotes.xml><?xml version="1.0" encoding="utf-8"?>
+<w:endnotes xmlns:wpc="http://schemas.microsoft.com/office/word/2010/wordprocessingCanvas" xmlns:cx="http://schemas.microsoft.com/office/drawing/2014/chartex" xmlns:cx1="http://schemas.microsoft.com/office/drawing/2015/9/8/chartex" xmlns:cx2="http://schemas.microsoft.com/office/drawing/2015/10/21/chartex" xmlns:cx3="http://schemas.microsoft.com/office/drawing/2016/5/9/chartex" xmlns:cx4="http://schemas.microsoft.com/office/drawing/2016/5/10/chartex" xmlns:cx5="http://schemas.microsoft.com/office/drawing/2016/5/11/chartex" xmlns:cx6="http://schemas.microsoft.com/office/drawing/2016/5/12/chartex" xmlns:cx7="http://schemas.microsoft.com/office/drawing/2016/5/13/chartex" xmlns:cx8="http://schemas.microsoft.com/office/drawing/2016/5/14/chartex" xmlns:mc="http://schemas.openxmlformats.org/markup-compatibility/2006" xmlns:aink="http://schemas.microsoft.com/office/drawing/2016/ink" xmlns:am3d="http://schemas.microsoft.com/office/drawing/2017/model3d" xmlns:o="urn:schemas-microsoft-com:office:office" xmlns:oel="http://schemas.microsoft.com/office/2019/extlst" xmlns:r="http://schemas.openxmlformats.org/officeDocument/2006/relationships" xmlns:m="http://schemas.openxmlformats.org/officeDocument/2006/math" xmlns:v="urn:schemas-microsoft-com:vml" xmlns:wp14="http://schemas.microsoft.com/office/word/2010/wordprocessingDrawing" xmlns:wp="http://schemas.openxmlformats.org/drawingml/2006/wordprocessingDrawing" xmlns:w10="urn:schemas-microsoft-com:office:word" xmlns:w="http://schemas.openxmlformats.org/wordprocessingml/2006/main" xmlns:w14="http://schemas.microsoft.com/office/word/2010/wordml" xmlns:w15="http://schemas.microsoft.com/office/word/2012/wordml" xmlns:w16cex="http://schemas.microsoft.com/office/word/2018/wordml/cex" xmlns:w16cid="http://schemas.microsoft.com/office/word/2016/wordml/cid" xmlns:w16="http://schemas.microsoft.com/office/word/2018/wordml" xmlns:w16du="http://schemas.microsoft.com/office/word/2023/wordml/word16du" xmlns:w16sdtdh="http://schemas.microsoft.com/office/word/2020/wordml/sdtdatahash" xmlns:w16sdtfl="http://schemas.microsoft.com/office/word/2024/wordml/sdtformatlock" xmlns:w16se="http://schemas.microsoft.com/office/word/2015/wordml/symex" xmlns:wpg="http://schemas.microsoft.com/office/word/2010/wordprocessingGroup" xmlns:wpi="http://schemas.microsoft.com/office/word/2010/wordprocessingInk" xmlns:wne="http://schemas.microsoft.com/office/word/2006/wordml" xmlns:wps="http://schemas.microsoft.com/office/word/2010/wordprocessingShape" mc:Ignorable="w14 w15 w16se w16cid w16 w16cex w16sdtdh w16sdtfl w16du wp14">
+  <w:endnote w:type="separator" w:id="-1">
+    <w:p>
+      <w:r>
+        <w:separator/>
+      </w:r>
+    </w:p>
+  </w:endnote>
+  <w:endnote w:type="continuationSeparator" w:id="0">
+    <w:p>
+      <w:r>
+        <w:continuationSeparator/>
+      </w:r>
+    </w:p>
+  </w:endnote>
+</w:endnotes>
+</file>
+
+<file path=word/footnotes.xml><?xml version="1.0" encoding="utf-8"?>
+<w:footnotes xmlns:wpc="http://schemas.microsoft.com/office/word/2010/wordprocessingCanvas" xmlns:cx="http://schemas.microsoft.com/office/drawing/2014/chartex" xmlns:cx1="http://schemas.microsoft.com/office/drawing/2015/9/8/chartex" xmlns:cx2="http://schemas.microsoft.com/office/drawing/2015/10/21/chartex" xmlns:cx3="http://schemas.microsoft.com/office/drawing/2016/5/9/chartex" xmlns:cx4="http://schemas.microsoft.com/office/drawing/2016/5/10/chartex" xmlns:cx5="http://schemas.microsoft.com/office/drawing/2016/5/11/chartex" xmlns:cx6="http://schemas.microsoft.com/office/drawing/2016/5/12/chartex" xmlns:cx7="http://schemas.microsoft.com/office/drawing/2016/5/13/chartex" xmlns:cx8="http://schemas.microsoft.com/office/drawing/2016/5/14/chartex" xmlns:mc="http://schemas.openxmlformats.org/markup-compatibility/2006" xmlns:aink="http://schemas.microsoft.com/office/drawing/2016/ink" xmlns:am3d="http://schemas.microsoft.com/office/drawing/2017/model3d" xmlns:o="urn:schemas-microsoft-com:office:office" xmlns:oel="http://schemas.microsoft.com/office/2019/extlst" xmlns:r="http://schemas.openxmlformats.org/officeDocument/2006/relationships" xmlns:m="http://schemas.openxmlformats.org/officeDocument/2006/math" xmlns:v="urn:schemas-microsoft-com:vml" xmlns:wp14="http://schemas.microsoft.com/office/word/2010/wordprocessingDrawing" xmlns:wp="http://schemas.openxmlformats.org/drawingml/2006/wordprocessingDrawing" xmlns:w10="urn:schemas-microsoft-com:office:word" xmlns:w="http://schemas.openxmlformats.org/wordprocessingml/2006/main" xmlns:w14="http://schemas.microsoft.com/office/word/2010/wordml" xmlns:w15="http://schemas.microsoft.com/office/word/2012/wordml" xmlns:w16cex="http://schemas.microsoft.com/office/word/2018/wordml/cex" xmlns:w16cid="http://schemas.microsoft.com/office/word/2016/wordml/cid" xmlns:w16="http://schemas.microsoft.com/office/word/2018/wordml" xmlns:w16du="http://schemas.microsoft.com/office/word/2023/wordml/word16du" xmlns:w16sdtdh="http://schemas.microsoft.com/office/word/2020/wordml/sdtdatahash" xmlns:w16sdtfl="http://schemas.microsoft.com/office/word/2024/wordml/sdtformatlock" xmlns:w16se="http://schemas.microsoft.com/office/word/2015/wordml/symex" xmlns:wpg="http://schemas.microsoft.com/office/word/2010/wordprocessingGroup" xmlns:wpi="http://schemas.microsoft.com/office/word/2010/wordprocessingInk" xmlns:wne="http://schemas.microsoft.com/office/word/2006/wordml" xmlns:wps="http://schemas.microsoft.com/office/word/2010/wordprocessingShape" mc:Ignorable="w14 w15 w16se w16cid w16 w16cex w16sdtdh w16sdtfl w16du wp14">
+  <w:footnote w:type="separator" w:id="-1">
+    <w:p>
+      <w:r>
+        <w:separator/>
+      </w:r>
+    </w:p>
+  </w:footnote>
+  <w:footnote w:type="continuationSeparator" w:id="0">
+    <w:p>
+      <w:r>
+        <w:continuationSeparator/>
+      </w:r>
+    </w:p>
+  </w:footnote>
+</w:footnotes>
 </file>
 
 <file path=word/styles.xml><?xml version="1.0" encoding="utf-8"?>
@@ -1811,6 +2380,54 @@
       <w:color w:val="666666"/>
     </w:rPr>
   </w:style>
+  <w:style w:type="paragraph" w:styleId="af">
+    <w:name w:val="header"/>
+    <w:basedOn w:val="a"/>
+    <w:link w:val="af0"/>
+    <w:uiPriority w:val="99"/>
+    <w:unhideWhenUsed/>
+    <w:rsid w:val="007D19A2"/>
+    <w:pPr>
+      <w:tabs>
+        <w:tab w:val="center" w:pos="4680"/>
+        <w:tab w:val="right" w:pos="9360"/>
+      </w:tabs>
+    </w:pPr>
+  </w:style>
+  <w:style w:type="character" w:customStyle="1" w:styleId="af0">
+    <w:name w:val="页眉 字符"/>
+    <w:basedOn w:val="a0"/>
+    <w:link w:val="af"/>
+    <w:uiPriority w:val="99"/>
+    <w:rsid w:val="007D19A2"/>
+    <w:rPr>
+      <w:rFonts w:ascii="Times New Roman" w:hAnsi="Times New Roman"/>
+    </w:rPr>
+  </w:style>
+  <w:style w:type="paragraph" w:styleId="af1">
+    <w:name w:val="footer"/>
+    <w:basedOn w:val="a"/>
+    <w:link w:val="af2"/>
+    <w:uiPriority w:val="99"/>
+    <w:unhideWhenUsed/>
+    <w:rsid w:val="007D19A2"/>
+    <w:pPr>
+      <w:tabs>
+        <w:tab w:val="center" w:pos="4680"/>
+        <w:tab w:val="right" w:pos="9360"/>
+      </w:tabs>
+    </w:pPr>
+  </w:style>
+  <w:style w:type="character" w:customStyle="1" w:styleId="af2">
+    <w:name w:val="页脚 字符"/>
+    <w:basedOn w:val="a0"/>
+    <w:link w:val="af1"/>
+    <w:uiPriority w:val="99"/>
+    <w:rsid w:val="007D19A2"/>
+    <w:rPr>
+      <w:rFonts w:ascii="Times New Roman" w:hAnsi="Times New Roman"/>
+    </w:rPr>
+  </w:style>
 </w:styles>
 </file>
 

--- a/Report.docx
+++ b/Report.docx
@@ -72,10 +72,21 @@
       </w:r>
       <w:proofErr w:type="spellEnd"/>
       <w:r>
-        <w:t>, read from /</w:t>
+        <w:t xml:space="preserve">, read from </w:t>
+      </w:r>
+      <w:r>
+        <w:rPr>
+          <w:i/>
+          <w:iCs/>
+        </w:rPr>
+        <w:t>/</w:t>
       </w:r>
       <w:proofErr w:type="spellStart"/>
       <w:r>
+        <w:rPr>
+          <w:i/>
+          <w:iCs/>
+        </w:rPr>
         <w:t>joint_states</w:t>
       </w:r>
       <w:proofErr w:type="spellEnd"/>
@@ -906,12 +917,22 @@
         <w:rPr>
           <w:rFonts w:hint="eastAsia"/>
         </w:rPr>
-        <w:t>Gazebo publishes an independent true pose on /</w:t>
-      </w:r>
-      <w:proofErr w:type="spellStart"/>
+        <w:t xml:space="preserve">Gazebo publishes an independent true pose on </w:t>
+      </w:r>
       <w:r>
         <w:rPr>
           <w:rFonts w:hint="eastAsia"/>
+          <w:i/>
+          <w:iCs/>
+        </w:rPr>
+        <w:t>/</w:t>
+      </w:r>
+      <w:proofErr w:type="spellStart"/>
+      <w:r>
+        <w:rPr>
+          <w:rFonts w:hint="eastAsia"/>
+          <w:i/>
+          <w:iCs/>
         </w:rPr>
         <w:t>ground_truth</w:t>
       </w:r>
@@ -932,12 +953,22 @@
         <w:rPr>
           <w:rFonts w:hint="eastAsia"/>
         </w:rPr>
-        <w:t xml:space="preserve"> 0.10 s; ground truth is used solely for evaluation. Waypoint navigation separately uses /</w:t>
-      </w:r>
-      <w:proofErr w:type="spellStart"/>
+        <w:t xml:space="preserve"> 0.10 s; ground truth is used solely for evaluation. Waypoint navigation separately uses </w:t>
+      </w:r>
       <w:r>
         <w:rPr>
           <w:rFonts w:hint="eastAsia"/>
+          <w:i/>
+          <w:iCs/>
+        </w:rPr>
+        <w:t>/</w:t>
+      </w:r>
+      <w:proofErr w:type="spellStart"/>
+      <w:r>
+        <w:rPr>
+          <w:rFonts w:hint="eastAsia"/>
+          <w:i/>
+          <w:iCs/>
         </w:rPr>
         <w:t>odom</w:t>
       </w:r>
@@ -1411,7 +1442,7 @@
     </w:p>
     <w:sectPr>
       <w:pgSz w:w="12240" w:h="15840"/>
-      <w:pgMar w:top="1440" w:right="1440" w:bottom="1440" w:left="1440" w:header="720" w:footer="720" w:gutter="0"/>
+      <w:pgMar w:top="1021" w:right="1134" w:bottom="1021" w:left="1134" w:header="720" w:footer="720" w:gutter="0"/>
       <w:cols w:space="720"/>
       <w:docGrid w:linePitch="360"/>
     </w:sectPr>
@@ -2060,6 +2091,7 @@
   <w:style w:type="character" w:default="1" w:styleId="a0">
     <w:name w:val="Default Paragraph Font"/>
     <w:uiPriority w:val="1"/>
+    <w:semiHidden/>
     <w:unhideWhenUsed/>
   </w:style>
   <w:style w:type="table" w:default="1" w:styleId="a1">
